--- a/Monthly/Monthly_reports_SOP.docx
+++ b/Monthly/Monthly_reports_SOP.docx
@@ -74,12 +74,21 @@
       <w:r>
         <w:t xml:space="preserve">Make sure R/R Studio is installed and the </w:t>
       </w:r>
-      <w:r>
-        <w:rPr>
-          <w:i/>
-          <w:iCs/>
-        </w:rPr>
-        <w:t>Molluscs/Oysters/R</w:t>
+      <w:proofErr w:type="spellStart"/>
+      <w:r>
+        <w:rPr>
+          <w:i/>
+          <w:iCs/>
+        </w:rPr>
+        <w:t>Molluscs</w:t>
+      </w:r>
+      <w:proofErr w:type="spellEnd"/>
+      <w:r>
+        <w:rPr>
+          <w:i/>
+          <w:iCs/>
+        </w:rPr>
+        <w:t>/Oysters/R</w:t>
       </w:r>
       <w:r>
         <w:t xml:space="preserve"> folder can be accessed. </w:t>
@@ -252,12 +261,21 @@
       <w:r>
         <w:t xml:space="preserve">Navigate to the </w:t>
       </w:r>
-      <w:r>
-        <w:rPr>
-          <w:i/>
-          <w:iCs/>
-        </w:rPr>
-        <w:t>Molluscs\Oysters\CERP\Images\Monthly Monitoring Images</w:t>
+      <w:proofErr w:type="spellStart"/>
+      <w:r>
+        <w:rPr>
+          <w:i/>
+          <w:iCs/>
+        </w:rPr>
+        <w:t>Molluscs</w:t>
+      </w:r>
+      <w:proofErr w:type="spellEnd"/>
+      <w:r>
+        <w:rPr>
+          <w:i/>
+          <w:iCs/>
+        </w:rPr>
+        <w:t>\Oysters\CERP\Images\Monthly Monitoring Images</w:t>
       </w:r>
       <w:r>
         <w:t xml:space="preserve"> folder.</w:t>
@@ -510,7 +528,31 @@
         </w:numPr>
       </w:pPr>
       <w:r>
-        <w:t>Create a new data checks SQL file in the St Pete folder of the SQL-Database-Corrections github repo following the naming scheme: Datachecks_YYYY MM_StPete.</w:t>
+        <w:t xml:space="preserve">Create a new data checks SQL file in the St Pete folder of the SQL-Database-Corrections </w:t>
+      </w:r>
+      <w:proofErr w:type="spellStart"/>
+      <w:r>
+        <w:t>github</w:t>
+      </w:r>
+      <w:proofErr w:type="spellEnd"/>
+      <w:r>
+        <w:t xml:space="preserve"> repo following the naming scheme: </w:t>
+      </w:r>
+      <w:proofErr w:type="spellStart"/>
+      <w:r>
+        <w:t>Datachecks_YYYY</w:t>
+      </w:r>
+      <w:proofErr w:type="spellEnd"/>
+      <w:r>
+        <w:t xml:space="preserve"> </w:t>
+      </w:r>
+      <w:proofErr w:type="spellStart"/>
+      <w:r>
+        <w:t>MM_StPete</w:t>
+      </w:r>
+      <w:proofErr w:type="spellEnd"/>
+      <w:r>
+        <w:t>.</w:t>
       </w:r>
     </w:p>
     <w:p>
@@ -522,7 +564,15 @@
         </w:numPr>
       </w:pPr>
       <w:r>
-        <w:t>Use R Markdown files in the Oyster-Data-Checks github repo to perform checks of dermo, recruitment, and survey (as needed) data.</w:t>
+        <w:t xml:space="preserve">Use R Markdown files in the Oyster-Data-Checks </w:t>
+      </w:r>
+      <w:proofErr w:type="spellStart"/>
+      <w:r>
+        <w:t>github</w:t>
+      </w:r>
+      <w:proofErr w:type="spellEnd"/>
+      <w:r>
+        <w:t xml:space="preserve"> repo to perform checks of dermo, recruitment, and survey (as needed) data.</w:t>
       </w:r>
     </w:p>
     <w:p>
@@ -534,6 +584,54 @@
         </w:numPr>
       </w:pPr>
       <w:r>
+        <w:t>SITES to check:</w:t>
+      </w:r>
+    </w:p>
+    <w:p>
+      <w:pPr>
+        <w:pStyle w:val="ListParagraph"/>
+        <w:numPr>
+          <w:ilvl w:val="4"/>
+          <w:numId w:val="1"/>
+        </w:numPr>
+      </w:pPr>
+      <w:r>
+        <w:t>SL (St. Lucie),</w:t>
+      </w:r>
+    </w:p>
+    <w:p>
+      <w:pPr>
+        <w:pStyle w:val="ListParagraph"/>
+        <w:numPr>
+          <w:ilvl w:val="4"/>
+          <w:numId w:val="1"/>
+        </w:numPr>
+      </w:pPr>
+      <w:r>
+        <w:t xml:space="preserve">CR (Caloosahatchee), </w:t>
+      </w:r>
+    </w:p>
+    <w:p>
+      <w:pPr>
+        <w:pStyle w:val="ListParagraph"/>
+        <w:numPr>
+          <w:ilvl w:val="4"/>
+          <w:numId w:val="1"/>
+        </w:numPr>
+      </w:pPr>
+      <w:r>
+        <w:t xml:space="preserve">LW (Lake Worth) </w:t>
+      </w:r>
+    </w:p>
+    <w:p>
+      <w:pPr>
+        <w:pStyle w:val="ListParagraph"/>
+        <w:numPr>
+          <w:ilvl w:val="3"/>
+          <w:numId w:val="1"/>
+        </w:numPr>
+      </w:pPr>
+      <w:r>
         <w:t>NOTE: WQ data is entered with COLL data when dermo is collected. WQ is entered with RCRT when dermo is not collected (TB).</w:t>
       </w:r>
     </w:p>
@@ -569,9 +667,11 @@
           <w:numId w:val="1"/>
         </w:numPr>
       </w:pPr>
+      <w:proofErr w:type="spellStart"/>
       <w:r>
         <w:t>COLL_DataChecks_Multiple_StPete</w:t>
       </w:r>
+      <w:proofErr w:type="spellEnd"/>
     </w:p>
     <w:p>
       <w:pPr>
@@ -581,9 +681,11 @@
           <w:numId w:val="1"/>
         </w:numPr>
       </w:pPr>
+      <w:proofErr w:type="spellStart"/>
       <w:r>
         <w:t>RCRT_DataChecks_Multiple_StPete</w:t>
       </w:r>
+      <w:proofErr w:type="spellEnd"/>
     </w:p>
     <w:p>
       <w:pPr>
@@ -593,9 +695,11 @@
           <w:numId w:val="1"/>
         </w:numPr>
       </w:pPr>
+      <w:proofErr w:type="spellStart"/>
       <w:r>
         <w:t>SDTP_DataChecks_Multiple_StPete</w:t>
       </w:r>
+      <w:proofErr w:type="spellEnd"/>
     </w:p>
     <w:p>
       <w:pPr>
@@ -617,9 +721,11 @@
           <w:numId w:val="1"/>
         </w:numPr>
       </w:pPr>
+      <w:proofErr w:type="spellStart"/>
       <w:r>
         <w:t>SRVY_DataChecks_StPete</w:t>
       </w:r>
+      <w:proofErr w:type="spellEnd"/>
     </w:p>
     <w:p>
       <w:pPr>
@@ -629,9 +735,11 @@
           <w:numId w:val="1"/>
         </w:numPr>
       </w:pPr>
+      <w:proofErr w:type="spellStart"/>
       <w:r>
         <w:t>CAGE_DataChecks_Multiple_StPete</w:t>
       </w:r>
+      <w:proofErr w:type="spellEnd"/>
     </w:p>
     <w:p>
       <w:pPr>
@@ -642,10 +750,34 @@
         </w:numPr>
       </w:pPr>
       <w:r>
-        <w:t>Within each R file, update the CheckStart, CheckEnd, and Database lines in the “r VariableSet” section to specify the date range to check and the local database version to use.</w:t>
-      </w:r>
-      <w:r>
-        <w:t xml:space="preserve"> Update the EstuaryCode to match the params noted at the top of the R code file to check the data for the sites listed.</w:t>
+        <w:t xml:space="preserve">Within each R file, update the </w:t>
+      </w:r>
+      <w:proofErr w:type="spellStart"/>
+      <w:r>
+        <w:t>CheckStart</w:t>
+      </w:r>
+      <w:proofErr w:type="spellEnd"/>
+      <w:r>
+        <w:t xml:space="preserve">, </w:t>
+      </w:r>
+      <w:proofErr w:type="spellStart"/>
+      <w:r>
+        <w:t>CheckEnd</w:t>
+      </w:r>
+      <w:proofErr w:type="spellEnd"/>
+      <w:r>
+        <w:t>, and Database lines in the “r VariableSet” section to specify the date range to check and the local database version to use.</w:t>
+      </w:r>
+      <w:r>
+        <w:t xml:space="preserve"> Update the </w:t>
+      </w:r>
+      <w:proofErr w:type="spellStart"/>
+      <w:r>
+        <w:t>EstuaryCode</w:t>
+      </w:r>
+      <w:proofErr w:type="spellEnd"/>
+      <w:r>
+        <w:t xml:space="preserve"> to match the params noted at the top of the R code file to check the data for the sites listed.</w:t>
       </w:r>
     </w:p>
     <w:p>
@@ -657,6 +789,7 @@
         </w:numPr>
       </w:pPr>
       <w:r>
+        <w:lastRenderedPageBreak/>
         <w:t>Once updated, hit the Knit button.</w:t>
       </w:r>
     </w:p>
@@ -681,418 +814,467 @@
         </w:numPr>
       </w:pPr>
       <w:r>
+        <w:t xml:space="preserve">Copy the line of SQL code at the bottom of the Knit output into the SQL data checks file. For COLL checks, do NOT copy the SQL code if checking dermo data-only copy if Repro data is being checked and completed. </w:t>
+      </w:r>
+    </w:p>
+    <w:p>
+      <w:pPr>
+        <w:pStyle w:val="ListParagraph"/>
+        <w:numPr>
+          <w:ilvl w:val="3"/>
+          <w:numId w:val="1"/>
+        </w:numPr>
+      </w:pPr>
+      <w:r>
+        <w:t xml:space="preserve">Data checks only need to be completed locally to run summary data gathers. If data checks are applied to the Oysters database, add a comment at the top of the SQL file “—Completed in Oysters YYMMDD” and append the completion data in the same format to the end of the file name. </w:t>
+      </w:r>
+    </w:p>
+    <w:p>
+      <w:pPr>
+        <w:pStyle w:val="ListParagraph"/>
+        <w:numPr>
+          <w:ilvl w:val="1"/>
+          <w:numId w:val="1"/>
+        </w:numPr>
+      </w:pPr>
+      <w:r>
+        <w:t xml:space="preserve">After checks are complete, the database manager will </w:t>
+      </w:r>
+      <w:r>
+        <w:t>run</w:t>
+      </w:r>
+      <w:r>
+        <w:t xml:space="preserve"> </w:t>
+      </w:r>
+      <w:r>
+        <w:t xml:space="preserve">the </w:t>
+      </w:r>
+      <w:proofErr w:type="spellStart"/>
+      <w:r>
+        <w:rPr>
+          <w:i/>
+          <w:iCs/>
+        </w:rPr>
+        <w:t>CERP_PBC_M</w:t>
+      </w:r>
+      <w:r>
+        <w:rPr>
+          <w:i/>
+          <w:iCs/>
+        </w:rPr>
+        <w:t>onthly</w:t>
+      </w:r>
+      <w:r>
+        <w:rPr>
+          <w:i/>
+          <w:iCs/>
+        </w:rPr>
+        <w:t>_D</w:t>
+      </w:r>
+      <w:r>
+        <w:rPr>
+          <w:i/>
+          <w:iCs/>
+        </w:rPr>
+        <w:t>ata</w:t>
+      </w:r>
+      <w:proofErr w:type="spellEnd"/>
+      <w:r>
+        <w:t xml:space="preserve"> R Markdown </w:t>
+      </w:r>
+      <w:r>
+        <w:t xml:space="preserve">file in the Oyster-Reports/Data </w:t>
+      </w:r>
+      <w:proofErr w:type="spellStart"/>
+      <w:r>
+        <w:t>github</w:t>
+      </w:r>
+      <w:proofErr w:type="spellEnd"/>
+      <w:r>
+        <w:t xml:space="preserve"> repo </w:t>
+      </w:r>
+      <w:r>
+        <w:t>to output the required data.</w:t>
+      </w:r>
+      <w:r>
+        <w:t xml:space="preserve"> </w:t>
+      </w:r>
+    </w:p>
+    <w:p>
+      <w:pPr>
+        <w:pStyle w:val="ListParagraph"/>
+        <w:numPr>
+          <w:ilvl w:val="2"/>
+          <w:numId w:val="1"/>
+        </w:numPr>
+      </w:pPr>
+      <w:r>
+        <w:t>Open the Oyster-</w:t>
+      </w:r>
+      <w:proofErr w:type="spellStart"/>
+      <w:r>
+        <w:t>Reports.Rproj</w:t>
+      </w:r>
+      <w:proofErr w:type="spellEnd"/>
+      <w:r>
+        <w:t xml:space="preserve"> file.</w:t>
+      </w:r>
+    </w:p>
+    <w:p>
+      <w:pPr>
+        <w:pStyle w:val="ListParagraph"/>
+        <w:numPr>
+          <w:ilvl w:val="2"/>
+          <w:numId w:val="1"/>
+        </w:numPr>
+      </w:pPr>
+      <w:r>
+        <w:t xml:space="preserve">Open the </w:t>
+      </w:r>
+      <w:proofErr w:type="spellStart"/>
+      <w:r>
+        <w:t>CERP_PBC_Monthly_Data</w:t>
+      </w:r>
+      <w:r>
+        <w:t>.Rmd</w:t>
+      </w:r>
+      <w:proofErr w:type="spellEnd"/>
+      <w:r>
+        <w:t xml:space="preserve"> code file</w:t>
+      </w:r>
+      <w:r>
+        <w:t xml:space="preserve"> located in the </w:t>
+      </w:r>
+      <w:r>
+        <w:rPr>
+          <w:i/>
+          <w:iCs/>
+        </w:rPr>
+        <w:t>Data</w:t>
+      </w:r>
+      <w:r>
+        <w:t xml:space="preserve"> folder</w:t>
+      </w:r>
+      <w:r>
+        <w:t>.</w:t>
+      </w:r>
+    </w:p>
+    <w:p>
+      <w:pPr>
+        <w:pStyle w:val="ListParagraph"/>
+        <w:numPr>
+          <w:ilvl w:val="2"/>
+          <w:numId w:val="1"/>
+        </w:numPr>
+      </w:pPr>
+      <w:r>
+        <w:t xml:space="preserve">Update the local database to pull from (line 16) and server (line 17). </w:t>
+      </w:r>
+    </w:p>
+    <w:p>
+      <w:pPr>
+        <w:pStyle w:val="ListParagraph"/>
+        <w:numPr>
+          <w:ilvl w:val="2"/>
+          <w:numId w:val="1"/>
+        </w:numPr>
+      </w:pPr>
+      <w:r>
+        <w:t>Update the start and end dates between which to summarize data (lines 19-20).</w:t>
+      </w:r>
+    </w:p>
+    <w:p>
+      <w:pPr>
+        <w:pStyle w:val="ListParagraph"/>
+        <w:numPr>
+          <w:ilvl w:val="2"/>
+          <w:numId w:val="1"/>
+        </w:numPr>
+      </w:pPr>
+      <w:r>
+        <w:t>Click Knit to update the Excel data file.</w:t>
+      </w:r>
+    </w:p>
+    <w:p>
+      <w:pPr>
+        <w:pStyle w:val="ListParagraph"/>
+        <w:numPr>
+          <w:ilvl w:val="1"/>
+          <w:numId w:val="1"/>
+        </w:numPr>
+      </w:pPr>
+      <w:r>
+        <w:t xml:space="preserve">Data will be updated in the </w:t>
+      </w:r>
+      <w:r>
+        <w:t xml:space="preserve">Excel summary file located in </w:t>
+      </w:r>
+      <w:r>
+        <w:t xml:space="preserve">the </w:t>
+      </w:r>
+      <w:proofErr w:type="spellStart"/>
+      <w:r>
+        <w:t>github</w:t>
+      </w:r>
+      <w:proofErr w:type="spellEnd"/>
+      <w:r>
+        <w:t xml:space="preserve"> repo file: ..</w:t>
+      </w:r>
+      <w:r>
+        <w:rPr>
+          <w:i/>
+          <w:iCs/>
+        </w:rPr>
+        <w:t>/Monthly/Summary data/CERP_PBC_Monthly_Data.xlsx</w:t>
+      </w:r>
+      <w:r>
+        <w:t xml:space="preserve">. Copy and replace this updated file </w:t>
+      </w:r>
+      <w:r>
+        <w:t>with</w:t>
+      </w:r>
+      <w:r>
+        <w:t xml:space="preserve"> the </w:t>
+      </w:r>
+      <w:r>
+        <w:t>Oysters</w:t>
+      </w:r>
+      <w:r>
+        <w:t xml:space="preserve"> </w:t>
+      </w:r>
+      <w:r>
+        <w:t>R</w:t>
+      </w:r>
+      <w:r>
+        <w:t xml:space="preserve"> </w:t>
+      </w:r>
+      <w:r>
+        <w:t>Monthly</w:t>
+      </w:r>
+      <w:r>
+        <w:t xml:space="preserve"> Reports</w:t>
+      </w:r>
+      <w:r>
+        <w:t xml:space="preserve"> </w:t>
+      </w:r>
+      <w:r>
+        <w:t>Summary data</w:t>
+      </w:r>
+      <w:r>
+        <w:t xml:space="preserve"> </w:t>
+      </w:r>
+      <w:r>
+        <w:t>file</w:t>
+      </w:r>
+      <w:r>
+        <w:t>.</w:t>
+      </w:r>
+    </w:p>
+    <w:p>
+      <w:pPr>
+        <w:pStyle w:val="ListParagraph"/>
+        <w:numPr>
+          <w:ilvl w:val="1"/>
+          <w:numId w:val="1"/>
+        </w:numPr>
+      </w:pPr>
+      <w:r>
+        <w:t>Notify staff that the data is ready for the monthly report.</w:t>
+      </w:r>
+    </w:p>
+    <w:p>
+      <w:pPr>
+        <w:pStyle w:val="ListParagraph"/>
+        <w:numPr>
+          <w:ilvl w:val="2"/>
+          <w:numId w:val="1"/>
+        </w:numPr>
+      </w:pPr>
+      <w:r>
+        <w:t>Current staff to notify: Darian Blackiston, Lily Harmon.</w:t>
+      </w:r>
+    </w:p>
+    <w:p>
+      <w:pPr>
+        <w:pStyle w:val="ListParagraph"/>
+        <w:ind w:left="1440"/>
+      </w:pPr>
+    </w:p>
+    <w:p>
+      <w:pPr>
+        <w:pStyle w:val="ListParagraph"/>
+        <w:numPr>
+          <w:ilvl w:val="0"/>
+          <w:numId w:val="1"/>
+        </w:numPr>
+      </w:pPr>
+      <w:r>
+        <w:t>Monthly report text:</w:t>
+      </w:r>
+    </w:p>
+    <w:p>
+      <w:pPr>
+        <w:pStyle w:val="ListParagraph"/>
+        <w:numPr>
+          <w:ilvl w:val="1"/>
+          <w:numId w:val="1"/>
+        </w:numPr>
+      </w:pPr>
+      <w:r>
+        <w:t xml:space="preserve">Open the </w:t>
+      </w:r>
+      <w:r>
+        <w:rPr>
+          <w:i/>
+          <w:iCs/>
+        </w:rPr>
+        <w:t>Monthly</w:t>
+      </w:r>
+      <w:r>
+        <w:rPr>
+          <w:i/>
+          <w:iCs/>
+        </w:rPr>
+        <w:t xml:space="preserve"> Reports</w:t>
+      </w:r>
+      <w:r>
+        <w:t xml:space="preserve"> R project file located in the </w:t>
+      </w:r>
+      <w:proofErr w:type="spellStart"/>
+      <w:r>
+        <w:rPr>
+          <w:i/>
+          <w:iCs/>
+        </w:rPr>
+        <w:t>Molluscs</w:t>
+      </w:r>
+      <w:proofErr w:type="spellEnd"/>
+      <w:r>
+        <w:rPr>
+          <w:i/>
+          <w:iCs/>
+        </w:rPr>
+        <w:t>\Oysters\R\</w:t>
+      </w:r>
+      <w:r>
+        <w:rPr>
+          <w:i/>
+          <w:iCs/>
+        </w:rPr>
+        <w:t>Monthly</w:t>
+      </w:r>
+      <w:r>
+        <w:rPr>
+          <w:i/>
+          <w:iCs/>
+        </w:rPr>
+        <w:t xml:space="preserve"> Reports</w:t>
+      </w:r>
+      <w:r>
+        <w:t xml:space="preserve"> folder.</w:t>
+      </w:r>
+    </w:p>
+    <w:p>
+      <w:pPr>
+        <w:pStyle w:val="ListParagraph"/>
+        <w:numPr>
+          <w:ilvl w:val="1"/>
+          <w:numId w:val="1"/>
+        </w:numPr>
+      </w:pPr>
+      <w:r>
+        <w:t xml:space="preserve">Once the project is loaded, open the </w:t>
+      </w:r>
+      <w:r>
+        <w:rPr>
+          <w:i/>
+          <w:iCs/>
+        </w:rPr>
+        <w:t xml:space="preserve">CERP Monthly </w:t>
+      </w:r>
+      <w:proofErr w:type="spellStart"/>
+      <w:r>
+        <w:rPr>
+          <w:i/>
+          <w:iCs/>
+        </w:rPr>
+        <w:t>Report.Rmd</w:t>
+      </w:r>
+      <w:proofErr w:type="spellEnd"/>
+      <w:r>
+        <w:t xml:space="preserve"> file</w:t>
+      </w:r>
+      <w:r>
+        <w:t xml:space="preserve"> either through the R Studio console or by double-clicking on the file in the </w:t>
+      </w:r>
+      <w:r>
+        <w:rPr>
+          <w:i/>
+          <w:iCs/>
+        </w:rPr>
+        <w:t>R\</w:t>
+      </w:r>
+      <w:r>
+        <w:rPr>
+          <w:i/>
+          <w:iCs/>
+        </w:rPr>
+        <w:t>Monthly</w:t>
+      </w:r>
+      <w:r>
+        <w:rPr>
+          <w:i/>
+          <w:iCs/>
+        </w:rPr>
+        <w:t xml:space="preserve"> Reports\Code</w:t>
+      </w:r>
+      <w:r>
+        <w:t xml:space="preserve"> folder.</w:t>
+      </w:r>
+    </w:p>
+    <w:p>
+      <w:pPr>
+        <w:pStyle w:val="ListParagraph"/>
+        <w:numPr>
+          <w:ilvl w:val="1"/>
+          <w:numId w:val="1"/>
+        </w:numPr>
+      </w:pPr>
+      <w:r>
+        <w:t>Within the code file, u</w:t>
+      </w:r>
+      <w:r>
+        <w:t>pdate lines 7 and 8 to the proper month (mm) and year (YYYY) for the current report timeframe.</w:t>
+      </w:r>
+    </w:p>
+    <w:p>
+      <w:pPr>
+        <w:pStyle w:val="ListParagraph"/>
+        <w:numPr>
+          <w:ilvl w:val="1"/>
+          <w:numId w:val="1"/>
+        </w:numPr>
+      </w:pPr>
+      <w:r>
+        <w:t xml:space="preserve">Update the author’s name in line </w:t>
+      </w:r>
+      <w:r>
+        <w:t>20</w:t>
+      </w:r>
+      <w:r>
+        <w:t>.</w:t>
+      </w:r>
+    </w:p>
+    <w:p>
+      <w:pPr>
+        <w:pStyle w:val="ListParagraph"/>
+        <w:numPr>
+          <w:ilvl w:val="1"/>
+          <w:numId w:val="1"/>
+        </w:numPr>
+      </w:pPr>
+      <w:r>
         <w:lastRenderedPageBreak/>
-        <w:t xml:space="preserve">Copy the line of SQL code at the bottom of the Knit output into the SQL data checks file. For COLL checks, do NOT copy the SQL code if checking dermo data-only copy if Repro data is being checked and completed. </w:t>
-      </w:r>
-    </w:p>
-    <w:p>
-      <w:pPr>
-        <w:pStyle w:val="ListParagraph"/>
-        <w:numPr>
-          <w:ilvl w:val="3"/>
-          <w:numId w:val="1"/>
-        </w:numPr>
-      </w:pPr>
-      <w:r>
-        <w:t xml:space="preserve">Data checks only need to be completed locally to run summary data gathers. If data checks are applied to the Oysters database, add a comment at the top of the SQL file “—Completed in Oysters YYMMDD” and append the completion data in the same format to the end of the file name. </w:t>
-      </w:r>
-    </w:p>
-    <w:p>
-      <w:pPr>
-        <w:pStyle w:val="ListParagraph"/>
-        <w:numPr>
-          <w:ilvl w:val="1"/>
-          <w:numId w:val="1"/>
-        </w:numPr>
-      </w:pPr>
-      <w:r>
-        <w:t xml:space="preserve">After checks are complete, the database manager will </w:t>
-      </w:r>
-      <w:r>
-        <w:t>run</w:t>
-      </w:r>
-      <w:r>
-        <w:t xml:space="preserve"> </w:t>
-      </w:r>
-      <w:r>
-        <w:t xml:space="preserve">the </w:t>
-      </w:r>
-      <w:r>
-        <w:rPr>
-          <w:i/>
-          <w:iCs/>
-        </w:rPr>
-        <w:t>CERP_PBC_M</w:t>
-      </w:r>
-      <w:r>
-        <w:rPr>
-          <w:i/>
-          <w:iCs/>
-        </w:rPr>
-        <w:t>onthly</w:t>
-      </w:r>
-      <w:r>
-        <w:rPr>
-          <w:i/>
-          <w:iCs/>
-        </w:rPr>
-        <w:t>_D</w:t>
-      </w:r>
-      <w:r>
-        <w:rPr>
-          <w:i/>
-          <w:iCs/>
-        </w:rPr>
-        <w:t>ata</w:t>
-      </w:r>
-      <w:r>
-        <w:t xml:space="preserve"> R Markdown </w:t>
-      </w:r>
-      <w:r>
-        <w:t xml:space="preserve">file in the Oyster-Reports/Data github repo </w:t>
-      </w:r>
-      <w:r>
-        <w:t>to output the required data.</w:t>
-      </w:r>
-      <w:r>
-        <w:t xml:space="preserve"> </w:t>
-      </w:r>
-    </w:p>
-    <w:p>
-      <w:pPr>
-        <w:pStyle w:val="ListParagraph"/>
-        <w:numPr>
-          <w:ilvl w:val="2"/>
-          <w:numId w:val="1"/>
-        </w:numPr>
-      </w:pPr>
-      <w:r>
-        <w:t>Open the Oyster-Reports.Rproj file.</w:t>
-      </w:r>
-    </w:p>
-    <w:p>
-      <w:pPr>
-        <w:pStyle w:val="ListParagraph"/>
-        <w:numPr>
-          <w:ilvl w:val="2"/>
-          <w:numId w:val="1"/>
-        </w:numPr>
-      </w:pPr>
-      <w:r>
-        <w:t xml:space="preserve">Open the </w:t>
-      </w:r>
-      <w:r>
-        <w:t>CERP_PBC_Monthly_Data</w:t>
-      </w:r>
-      <w:r>
-        <w:t>.Rmd code file</w:t>
-      </w:r>
-      <w:r>
-        <w:t xml:space="preserve"> located in the </w:t>
-      </w:r>
-      <w:r>
-        <w:rPr>
-          <w:i/>
-          <w:iCs/>
-        </w:rPr>
-        <w:t>Data</w:t>
-      </w:r>
-      <w:r>
-        <w:t xml:space="preserve"> folder</w:t>
-      </w:r>
-      <w:r>
-        <w:t>.</w:t>
-      </w:r>
-    </w:p>
-    <w:p>
-      <w:pPr>
-        <w:pStyle w:val="ListParagraph"/>
-        <w:numPr>
-          <w:ilvl w:val="2"/>
-          <w:numId w:val="1"/>
-        </w:numPr>
-      </w:pPr>
-      <w:r>
-        <w:t xml:space="preserve">Update the local database to pull from (line 16) and server (line 17). </w:t>
-      </w:r>
-    </w:p>
-    <w:p>
-      <w:pPr>
-        <w:pStyle w:val="ListParagraph"/>
-        <w:numPr>
-          <w:ilvl w:val="2"/>
-          <w:numId w:val="1"/>
-        </w:numPr>
-      </w:pPr>
-      <w:r>
-        <w:t>Update the start and end dates between which to summarize data (lines 19-20).</w:t>
-      </w:r>
-    </w:p>
-    <w:p>
-      <w:pPr>
-        <w:pStyle w:val="ListParagraph"/>
-        <w:numPr>
-          <w:ilvl w:val="2"/>
-          <w:numId w:val="1"/>
-        </w:numPr>
-      </w:pPr>
-      <w:r>
-        <w:t>Click Knit to update the Excel data file.</w:t>
-      </w:r>
-    </w:p>
-    <w:p>
-      <w:pPr>
-        <w:pStyle w:val="ListParagraph"/>
-        <w:numPr>
-          <w:ilvl w:val="1"/>
-          <w:numId w:val="1"/>
-        </w:numPr>
-      </w:pPr>
-      <w:r>
-        <w:t xml:space="preserve">Data will be updated in the </w:t>
-      </w:r>
-      <w:r>
-        <w:t xml:space="preserve">Excel summary file located in </w:t>
-      </w:r>
-      <w:r>
-        <w:t>the github repo file: ..</w:t>
-      </w:r>
-      <w:r>
-        <w:rPr>
-          <w:i/>
-          <w:iCs/>
-        </w:rPr>
-        <w:t>/Monthly/Summary data/CERP_PBC_Monthly_Data.xlsx</w:t>
-      </w:r>
-      <w:r>
-        <w:t xml:space="preserve">. Copy and replace this updated file </w:t>
-      </w:r>
-      <w:r>
-        <w:t>with</w:t>
-      </w:r>
-      <w:r>
-        <w:t xml:space="preserve"> the </w:t>
-      </w:r>
-      <w:r>
-        <w:t>Oysters</w:t>
-      </w:r>
-      <w:r>
-        <w:t xml:space="preserve"> </w:t>
-      </w:r>
-      <w:r>
-        <w:t>R</w:t>
-      </w:r>
-      <w:r>
-        <w:t xml:space="preserve"> </w:t>
-      </w:r>
-      <w:r>
-        <w:t>Monthly</w:t>
-      </w:r>
-      <w:r>
-        <w:t xml:space="preserve"> Reports</w:t>
-      </w:r>
-      <w:r>
-        <w:t xml:space="preserve"> </w:t>
-      </w:r>
-      <w:r>
-        <w:t>Summary data</w:t>
-      </w:r>
-      <w:r>
-        <w:t xml:space="preserve"> </w:t>
-      </w:r>
-      <w:r>
-        <w:t>file</w:t>
-      </w:r>
-      <w:r>
-        <w:t>.</w:t>
-      </w:r>
-    </w:p>
-    <w:p>
-      <w:pPr>
-        <w:pStyle w:val="ListParagraph"/>
-        <w:numPr>
-          <w:ilvl w:val="1"/>
-          <w:numId w:val="1"/>
-        </w:numPr>
-      </w:pPr>
-      <w:r>
-        <w:t>Notify staff that the data is ready for the monthly report.</w:t>
-      </w:r>
-    </w:p>
-    <w:p>
-      <w:pPr>
-        <w:pStyle w:val="ListParagraph"/>
-        <w:numPr>
-          <w:ilvl w:val="2"/>
-          <w:numId w:val="1"/>
-        </w:numPr>
-      </w:pPr>
-      <w:r>
-        <w:t>Current staff to notify: Darian Blackiston, Lily Harmon.</w:t>
-      </w:r>
-    </w:p>
-    <w:p>
-      <w:pPr>
-        <w:pStyle w:val="ListParagraph"/>
-        <w:ind w:left="1440"/>
-      </w:pPr>
-    </w:p>
-    <w:p>
-      <w:pPr>
-        <w:pStyle w:val="ListParagraph"/>
-        <w:numPr>
-          <w:ilvl w:val="0"/>
-          <w:numId w:val="1"/>
-        </w:numPr>
-      </w:pPr>
-      <w:r>
-        <w:t>Monthly report text:</w:t>
-      </w:r>
-    </w:p>
-    <w:p>
-      <w:pPr>
-        <w:pStyle w:val="ListParagraph"/>
-        <w:numPr>
-          <w:ilvl w:val="1"/>
-          <w:numId w:val="1"/>
-        </w:numPr>
-      </w:pPr>
-      <w:r>
-        <w:t xml:space="preserve">Open the </w:t>
-      </w:r>
-      <w:r>
-        <w:rPr>
-          <w:i/>
-          <w:iCs/>
-        </w:rPr>
-        <w:t>Monthly</w:t>
-      </w:r>
-      <w:r>
-        <w:rPr>
-          <w:i/>
-          <w:iCs/>
-        </w:rPr>
-        <w:t xml:space="preserve"> Reports</w:t>
-      </w:r>
-      <w:r>
-        <w:t xml:space="preserve"> R project file located in the </w:t>
-      </w:r>
-      <w:r>
-        <w:rPr>
-          <w:i/>
-          <w:iCs/>
-        </w:rPr>
-        <w:t>Molluscs\Oysters\R\</w:t>
-      </w:r>
-      <w:r>
-        <w:rPr>
-          <w:i/>
-          <w:iCs/>
-        </w:rPr>
-        <w:t>Monthly</w:t>
-      </w:r>
-      <w:r>
-        <w:rPr>
-          <w:i/>
-          <w:iCs/>
-        </w:rPr>
-        <w:t xml:space="preserve"> Reports</w:t>
-      </w:r>
-      <w:r>
-        <w:t xml:space="preserve"> folder.</w:t>
-      </w:r>
-    </w:p>
-    <w:p>
-      <w:pPr>
-        <w:pStyle w:val="ListParagraph"/>
-        <w:numPr>
-          <w:ilvl w:val="1"/>
-          <w:numId w:val="1"/>
-        </w:numPr>
-      </w:pPr>
-      <w:r>
-        <w:t xml:space="preserve">Once the project is loaded, open the </w:t>
-      </w:r>
-      <w:r>
-        <w:rPr>
-          <w:i/>
-          <w:iCs/>
-        </w:rPr>
-        <w:t>CERP Monthly Report.Rmd</w:t>
-      </w:r>
-      <w:r>
-        <w:t xml:space="preserve"> file</w:t>
-      </w:r>
-      <w:r>
-        <w:t xml:space="preserve"> either through the R Studio console or by double-clicking on the file in the </w:t>
-      </w:r>
-      <w:r>
-        <w:rPr>
-          <w:i/>
-          <w:iCs/>
-        </w:rPr>
-        <w:t>R\</w:t>
-      </w:r>
-      <w:r>
-        <w:rPr>
-          <w:i/>
-          <w:iCs/>
-        </w:rPr>
-        <w:t>Monthly</w:t>
-      </w:r>
-      <w:r>
-        <w:rPr>
-          <w:i/>
-          <w:iCs/>
-        </w:rPr>
-        <w:t xml:space="preserve"> Reports\Code</w:t>
-      </w:r>
-      <w:r>
-        <w:t xml:space="preserve"> folder.</w:t>
-      </w:r>
-    </w:p>
-    <w:p>
-      <w:pPr>
-        <w:pStyle w:val="ListParagraph"/>
-        <w:numPr>
-          <w:ilvl w:val="1"/>
-          <w:numId w:val="1"/>
-        </w:numPr>
-      </w:pPr>
-      <w:r>
-        <w:t>Within the code file, u</w:t>
-      </w:r>
-      <w:r>
-        <w:t>pdate lines 7 and 8 to the proper month (mm) and year (YYYY) for the current report timeframe.</w:t>
-      </w:r>
-    </w:p>
-    <w:p>
-      <w:pPr>
-        <w:pStyle w:val="ListParagraph"/>
-        <w:numPr>
-          <w:ilvl w:val="1"/>
-          <w:numId w:val="1"/>
-        </w:numPr>
-      </w:pPr>
-      <w:r>
-        <w:t xml:space="preserve">Update the author’s name in line </w:t>
-      </w:r>
-      <w:r>
-        <w:t>20</w:t>
-      </w:r>
-      <w:r>
-        <w:t>.</w:t>
-      </w:r>
-    </w:p>
-    <w:p>
-      <w:pPr>
-        <w:pStyle w:val="ListParagraph"/>
-        <w:numPr>
-          <w:ilvl w:val="1"/>
-          <w:numId w:val="1"/>
-        </w:numPr>
-      </w:pPr>
-      <w:r>
         <w:t>Click on the ‘Knit’ button</w:t>
       </w:r>
       <w:r>
@@ -1214,7 +1396,6 @@
         </w:numPr>
       </w:pPr>
       <w:r>
-        <w:lastRenderedPageBreak/>
         <w:t>In Outlook, open a draft email.</w:t>
       </w:r>
       <w:r>
@@ -1555,6 +1736,7 @@
         <w:rPr>
           <w:noProof/>
         </w:rPr>
+        <w:lastRenderedPageBreak/>
         <w:drawing>
           <wp:inline distT="0" distB="0" distL="0" distR="0" wp14:anchorId="11775B2F" wp14:editId="52C55311">
             <wp:extent cx="5740309" cy="2512612"/>
@@ -1638,12 +1820,21 @@
       <w:r>
         <w:t xml:space="preserve">the </w:t>
       </w:r>
-      <w:r>
-        <w:rPr>
-          <w:i/>
-          <w:iCs/>
-        </w:rPr>
-        <w:t>Molluscs\Oysters\CERP\Documents\Grant Reports\CERP 4490</w:t>
+      <w:proofErr w:type="spellStart"/>
+      <w:r>
+        <w:rPr>
+          <w:i/>
+          <w:iCs/>
+        </w:rPr>
+        <w:t>Molluscs</w:t>
+      </w:r>
+      <w:proofErr w:type="spellEnd"/>
+      <w:r>
+        <w:rPr>
+          <w:i/>
+          <w:iCs/>
+        </w:rPr>
+        <w:t>\Oysters\CERP\Documents\Grant Reports\CERP 4490</w:t>
       </w:r>
       <w:r>
         <w:t xml:space="preserve"> folder.</w:t>
@@ -1664,6 +1855,7 @@
           <w:iCs/>
         </w:rPr>
       </w:pPr>
+      <w:proofErr w:type="spellStart"/>
       <w:r>
         <w:rPr>
           <w:i/>
@@ -1671,6 +1863,7 @@
         </w:rPr>
         <w:t>CERPMonthlyReportData</w:t>
       </w:r>
+      <w:proofErr w:type="spellEnd"/>
     </w:p>
     <w:p>
       <w:pPr>
@@ -1684,12 +1877,21 @@
           <w:iCs/>
         </w:rPr>
       </w:pPr>
-      <w:r>
-        <w:rPr>
-          <w:i/>
-          <w:iCs/>
-        </w:rPr>
-        <w:t>CERPMonthlyReportData_Rio_Station (05-Present)</w:t>
+      <w:proofErr w:type="spellStart"/>
+      <w:r>
+        <w:rPr>
+          <w:i/>
+          <w:iCs/>
+        </w:rPr>
+        <w:t>CERPMonthlyReportData_Rio_Station</w:t>
+      </w:r>
+      <w:proofErr w:type="spellEnd"/>
+      <w:r>
+        <w:rPr>
+          <w:i/>
+          <w:iCs/>
+        </w:rPr>
+        <w:t xml:space="preserve"> (05-Present)</w:t>
       </w:r>
     </w:p>
     <w:p>
@@ -1874,6 +2076,7 @@
         </w:numPr>
       </w:pPr>
       <w:r>
+        <w:lastRenderedPageBreak/>
         <w:t xml:space="preserve">Navigate to the </w:t>
       </w:r>
       <w:r>
@@ -1996,7 +2199,6 @@
         </w:numPr>
       </w:pPr>
       <w:r>
-        <w:lastRenderedPageBreak/>
         <w:t>Submission</w:t>
       </w:r>
     </w:p>
@@ -2324,8 +2526,17 @@
           <w:i/>
           <w:iCs/>
         </w:rPr>
-        <w:t>PBC Monthly Report.Rmd</w:t>
-      </w:r>
+        <w:t xml:space="preserve">PBC Monthly </w:t>
+      </w:r>
+      <w:proofErr w:type="spellStart"/>
+      <w:r>
+        <w:rPr>
+          <w:i/>
+          <w:iCs/>
+        </w:rPr>
+        <w:t>Report.Rmd</w:t>
+      </w:r>
+      <w:proofErr w:type="spellEnd"/>
       <w:r>
         <w:t xml:space="preserve"> file. M</w:t>
       </w:r>
